--- a/template/cetak form penilaian proposal tipe nilai.docx
+++ b/template/cetak form penilaian proposal tipe nilai.docx
@@ -1,6 +1,6 @@
 
 <file path=word/document.xml><?xml version="1.0" encoding="utf-8"?>
-<w:document xmlns:wpc="http://schemas.microsoft.com/office/word/2010/wordprocessingCanvas" xmlns:cx="http://schemas.microsoft.com/office/drawing/2014/chartex" xmlns:cx1="http://schemas.microsoft.com/office/drawing/2015/9/8/chartex" xmlns:cx2="http://schemas.microsoft.com/office/drawing/2015/10/21/chartex" xmlns:cx3="http://schemas.microsoft.com/office/drawing/2016/5/9/chartex" xmlns:cx4="http://schemas.microsoft.com/office/drawing/2016/5/10/chartex" xmlns:cx5="http://schemas.microsoft.com/office/drawing/2016/5/11/chartex" xmlns:cx6="http://schemas.microsoft.com/office/drawing/2016/5/12/chartex" xmlns:cx7="http://schemas.microsoft.com/office/drawing/2016/5/13/chartex" xmlns:cx8="http://schemas.microsoft.com/office/drawing/2016/5/14/chartex" xmlns:mc="http://schemas.openxmlformats.org/markup-compatibility/2006" xmlns:aink="http://schemas.microsoft.com/office/drawing/2016/ink" xmlns:am3d="http://schemas.microsoft.com/office/drawing/2017/model3d" xmlns:o="urn:schemas-microsoft-com:office:office" xmlns:oel="http://schemas.microsoft.com/office/2019/extlst" xmlns:r="http://schemas.openxmlformats.org/officeDocument/2006/relationships" xmlns:m="http://schemas.openxmlformats.org/officeDocument/2006/math" xmlns:v="urn:schemas-microsoft-com:vml" xmlns:wp14="http://schemas.microsoft.com/office/word/2010/wordprocessingDrawing" xmlns:wp="http://schemas.openxmlformats.org/drawingml/2006/wordprocessingDrawing" xmlns:w10="urn:schemas-microsoft-com:office:word" xmlns:w="http://schemas.openxmlformats.org/wordprocessingml/2006/main" xmlns:w14="http://schemas.microsoft.com/office/word/2010/wordml" xmlns:w15="http://schemas.microsoft.com/office/word/2012/wordml" xmlns:w16cex="http://schemas.microsoft.com/office/word/2018/wordml/cex" xmlns:w16cid="http://schemas.microsoft.com/office/word/2016/wordml/cid" xmlns:w16="http://schemas.microsoft.com/office/word/2018/wordml" xmlns:w16du="http://schemas.microsoft.com/office/word/2023/wordml/word16du" xmlns:w16sdtdh="http://schemas.microsoft.com/office/word/2020/wordml/sdtdatahash" xmlns:w16sdtfl="http://schemas.microsoft.com/office/word/2024/wordml/sdtformatlock" xmlns:w16se="http://schemas.microsoft.com/office/word/2015/wordml/symex" xmlns:wpg="http://schemas.microsoft.com/office/word/2010/wordprocessingGroup" xmlns:wpi="http://schemas.microsoft.com/office/word/2010/wordprocessingInk" xmlns:wne="http://schemas.microsoft.com/office/word/2006/wordml" xmlns:wps="http://schemas.microsoft.com/office/word/2010/wordprocessingShape" mc:Ignorable="w14 w15 w16se w16cid w16 w16cex w16sdtdh w16sdtfl w16du wp14">
+<w:document xmlns:wpc="http://schemas.microsoft.com/office/word/2010/wordprocessingCanvas" xmlns:cx="http://schemas.microsoft.com/office/drawing/2014/chartex" xmlns:mc="http://schemas.openxmlformats.org/markup-compatibility/2006" xmlns:o="urn:schemas-microsoft-com:office:office" xmlns:r="http://schemas.openxmlformats.org/officeDocument/2006/relationships" xmlns:m="http://schemas.openxmlformats.org/officeDocument/2006/math" xmlns:v="urn:schemas-microsoft-com:vml" xmlns:wp14="http://schemas.microsoft.com/office/word/2010/wordprocessingDrawing" xmlns:wp="http://schemas.openxmlformats.org/drawingml/2006/wordprocessingDrawing" xmlns:w10="urn:schemas-microsoft-com:office:word" xmlns:w="http://schemas.openxmlformats.org/wordprocessingml/2006/main" xmlns:w14="http://schemas.microsoft.com/office/word/2010/wordml" xmlns:w15="http://schemas.microsoft.com/office/word/2012/wordml" xmlns:w16se="http://schemas.microsoft.com/office/word/2015/wordml/symex" xmlns:wpg="http://schemas.microsoft.com/office/word/2010/wordprocessingGroup" xmlns:wpi="http://schemas.microsoft.com/office/word/2010/wordprocessingInk" xmlns:wne="http://schemas.microsoft.com/office/word/2006/wordml" xmlns:wps="http://schemas.microsoft.com/office/word/2010/wordprocessingShape" mc:Ignorable="w14 w15 w16se wp14">
   <w:body>
     <w:p>
       <w:pPr>
@@ -122,17 +122,43 @@
                 <w:szCs w:val="23"/>
               </w:rPr>
             </w:pPr>
-            <w:r>
-              <w:rPr>
-                <w:rFonts w:ascii="Cambria" w:hAnsi="Cambria"/>
-                <w:b/>
-                <w:bCs/>
-                <w:color w:val="000000" w:themeColor="text1"/>
-                <w:sz w:val="23"/>
-                <w:szCs w:val="23"/>
-              </w:rPr>
-              <w:t>Judul Proposal Penelitian</w:t>
-            </w:r>
+            <w:proofErr w:type="spellStart"/>
+            <w:r>
+              <w:rPr>
+                <w:rFonts w:ascii="Cambria" w:hAnsi="Cambria"/>
+                <w:b/>
+                <w:bCs/>
+                <w:color w:val="000000" w:themeColor="text1"/>
+                <w:sz w:val="23"/>
+                <w:szCs w:val="23"/>
+              </w:rPr>
+              <w:t>Judul</w:t>
+            </w:r>
+            <w:proofErr w:type="spellEnd"/>
+            <w:r>
+              <w:rPr>
+                <w:rFonts w:ascii="Cambria" w:hAnsi="Cambria"/>
+                <w:b/>
+                <w:bCs/>
+                <w:color w:val="000000" w:themeColor="text1"/>
+                <w:sz w:val="23"/>
+                <w:szCs w:val="23"/>
+              </w:rPr>
+              <w:t xml:space="preserve"> Proposal </w:t>
+            </w:r>
+            <w:proofErr w:type="spellStart"/>
+            <w:r>
+              <w:rPr>
+                <w:rFonts w:ascii="Cambria" w:hAnsi="Cambria"/>
+                <w:b/>
+                <w:bCs/>
+                <w:color w:val="000000" w:themeColor="text1"/>
+                <w:sz w:val="23"/>
+                <w:szCs w:val="23"/>
+              </w:rPr>
+              <w:t>Penelitian</w:t>
+            </w:r>
+            <w:proofErr w:type="spellEnd"/>
             <w:r>
               <w:rPr>
                 <w:rFonts w:ascii="Cambria" w:hAnsi="Cambria"/>
@@ -196,21 +222,33 @@
               </w:rPr>
               <w:t xml:space="preserve"> </w:t>
             </w:r>
+            <w:proofErr w:type="spellStart"/>
             <w:r>
               <w:rPr>
                 <w:rFonts w:ascii="Segoe UI" w:hAnsi="Segoe UI" w:cs="Segoe UI"/>
                 <w:bCs/>
                 <w:color w:val="000000" w:themeColor="text1"/>
               </w:rPr>
-              <w:t xml:space="preserve">nama </w:t>
-            </w:r>
+              <w:t>nama</w:t>
+            </w:r>
+            <w:proofErr w:type="spellEnd"/>
             <w:r>
               <w:rPr>
                 <w:rFonts w:ascii="Segoe UI" w:hAnsi="Segoe UI" w:cs="Segoe UI"/>
+                <w:bCs/>
+                <w:color w:val="000000" w:themeColor="text1"/>
+              </w:rPr>
+              <w:t xml:space="preserve"> </w:t>
+            </w:r>
+            <w:proofErr w:type="spellStart"/>
+            <w:r>
+              <w:rPr>
+                <w:rFonts w:ascii="Segoe UI" w:hAnsi="Segoe UI" w:cs="Segoe UI"/>
                 <w:color w:val="000000" w:themeColor="text1"/>
               </w:rPr>
               <w:t>judul</w:t>
             </w:r>
+            <w:proofErr w:type="spellEnd"/>
           </w:p>
         </w:tc>
       </w:tr>
@@ -250,7 +288,31 @@
                 <w:sz w:val="23"/>
                 <w:szCs w:val="23"/>
               </w:rPr>
-              <w:t xml:space="preserve">Nama Mahasiswa       </w:t>
+              <w:t xml:space="preserve">Nama </w:t>
+            </w:r>
+            <w:proofErr w:type="spellStart"/>
+            <w:r>
+              <w:rPr>
+                <w:rFonts w:ascii="Cambria" w:hAnsi="Cambria"/>
+                <w:b/>
+                <w:bCs/>
+                <w:color w:val="000000" w:themeColor="text1"/>
+                <w:sz w:val="23"/>
+                <w:szCs w:val="23"/>
+              </w:rPr>
+              <w:t>Mahasiswa</w:t>
+            </w:r>
+            <w:proofErr w:type="spellEnd"/>
+            <w:r>
+              <w:rPr>
+                <w:rFonts w:ascii="Cambria" w:hAnsi="Cambria"/>
+                <w:b/>
+                <w:bCs/>
+                <w:color w:val="000000" w:themeColor="text1"/>
+                <w:sz w:val="23"/>
+                <w:szCs w:val="23"/>
+              </w:rPr>
+              <w:t xml:space="preserve">       </w:t>
             </w:r>
           </w:p>
         </w:tc>
@@ -300,13 +362,31 @@
               </w:rPr>
               <w:t xml:space="preserve"> </w:t>
             </w:r>
+            <w:proofErr w:type="spellStart"/>
             <w:r>
               <w:rPr>
                 <w:rFonts w:ascii="Segoe UI" w:hAnsi="Segoe UI" w:cs="Segoe UI"/>
                 <w:color w:val="000000" w:themeColor="text1"/>
               </w:rPr>
-              <w:t>nama mhs</w:t>
-            </w:r>
+              <w:t>nama</w:t>
+            </w:r>
+            <w:proofErr w:type="spellEnd"/>
+            <w:r>
+              <w:rPr>
+                <w:rFonts w:ascii="Segoe UI" w:hAnsi="Segoe UI" w:cs="Segoe UI"/>
+                <w:color w:val="000000" w:themeColor="text1"/>
+              </w:rPr>
+              <w:t xml:space="preserve"> </w:t>
+            </w:r>
+            <w:proofErr w:type="spellStart"/>
+            <w:r>
+              <w:rPr>
+                <w:rFonts w:ascii="Segoe UI" w:hAnsi="Segoe UI" w:cs="Segoe UI"/>
+                <w:color w:val="000000" w:themeColor="text1"/>
+              </w:rPr>
+              <w:t>mhs</w:t>
+            </w:r>
+            <w:proofErr w:type="spellEnd"/>
           </w:p>
         </w:tc>
         <w:tc>
@@ -342,6 +422,7 @@
               </w:rPr>
               <w:t xml:space="preserve">NIM </w:t>
             </w:r>
+            <w:proofErr w:type="spellStart"/>
             <w:r>
               <w:rPr>
                 <w:rFonts w:ascii="Cambria" w:hAnsi="Cambria"/>
@@ -353,6 +434,7 @@
               </w:rPr>
               <w:t>nim</w:t>
             </w:r>
+            <w:proofErr w:type="spellEnd"/>
           </w:p>
         </w:tc>
       </w:tr>
@@ -392,7 +474,31 @@
                 <w:sz w:val="23"/>
                 <w:szCs w:val="23"/>
               </w:rPr>
-              <w:t xml:space="preserve">Nama Pembimbing         </w:t>
+              <w:t xml:space="preserve">Nama </w:t>
+            </w:r>
+            <w:proofErr w:type="spellStart"/>
+            <w:r>
+              <w:rPr>
+                <w:rFonts w:ascii="Cambria" w:hAnsi="Cambria"/>
+                <w:b/>
+                <w:bCs/>
+                <w:color w:val="000000" w:themeColor="text1"/>
+                <w:sz w:val="23"/>
+                <w:szCs w:val="23"/>
+              </w:rPr>
+              <w:t>Pembimbing</w:t>
+            </w:r>
+            <w:proofErr w:type="spellEnd"/>
+            <w:r>
+              <w:rPr>
+                <w:rFonts w:ascii="Cambria" w:hAnsi="Cambria"/>
+                <w:b/>
+                <w:bCs/>
+                <w:color w:val="000000" w:themeColor="text1"/>
+                <w:sz w:val="23"/>
+                <w:szCs w:val="23"/>
+              </w:rPr>
+              <w:t xml:space="preserve">         </w:t>
             </w:r>
           </w:p>
         </w:tc>
@@ -442,13 +548,47 @@
               </w:rPr>
               <w:t xml:space="preserve"> </w:t>
             </w:r>
+            <w:proofErr w:type="spellStart"/>
             <w:r>
               <w:rPr>
                 <w:rFonts w:ascii="Segoe UI" w:hAnsi="Segoe UI" w:cs="Segoe UI"/>
                 <w:color w:val="000000" w:themeColor="text1"/>
               </w:rPr>
-              <w:t>nama ketua pembimbing</w:t>
-            </w:r>
+              <w:t>nama</w:t>
+            </w:r>
+            <w:proofErr w:type="spellEnd"/>
+            <w:r>
+              <w:rPr>
+                <w:rFonts w:ascii="Segoe UI" w:hAnsi="Segoe UI" w:cs="Segoe UI"/>
+                <w:color w:val="000000" w:themeColor="text1"/>
+              </w:rPr>
+              <w:t xml:space="preserve"> </w:t>
+            </w:r>
+            <w:proofErr w:type="spellStart"/>
+            <w:r>
+              <w:rPr>
+                <w:rFonts w:ascii="Segoe UI" w:hAnsi="Segoe UI" w:cs="Segoe UI"/>
+                <w:color w:val="000000" w:themeColor="text1"/>
+              </w:rPr>
+              <w:t>ketua</w:t>
+            </w:r>
+            <w:proofErr w:type="spellEnd"/>
+            <w:r>
+              <w:rPr>
+                <w:rFonts w:ascii="Segoe UI" w:hAnsi="Segoe UI" w:cs="Segoe UI"/>
+                <w:color w:val="000000" w:themeColor="text1"/>
+              </w:rPr>
+              <w:t xml:space="preserve"> </w:t>
+            </w:r>
+            <w:proofErr w:type="spellStart"/>
+            <w:r>
+              <w:rPr>
+                <w:rFonts w:ascii="Segoe UI" w:hAnsi="Segoe UI" w:cs="Segoe UI"/>
+                <w:color w:val="000000" w:themeColor="text1"/>
+              </w:rPr>
+              <w:t>pembimbing</w:t>
+            </w:r>
+            <w:proofErr w:type="spellEnd"/>
           </w:p>
         </w:tc>
       </w:tr>
@@ -488,7 +628,55 @@
                 <w:sz w:val="23"/>
                 <w:szCs w:val="23"/>
               </w:rPr>
-              <w:t>Nama Anggota Pembimbing I</w:t>
+              <w:t xml:space="preserve">Nama </w:t>
+            </w:r>
+            <w:proofErr w:type="spellStart"/>
+            <w:r>
+              <w:rPr>
+                <w:rFonts w:ascii="Cambria" w:hAnsi="Cambria"/>
+                <w:b/>
+                <w:bCs/>
+                <w:color w:val="000000" w:themeColor="text1"/>
+                <w:sz w:val="23"/>
+                <w:szCs w:val="23"/>
+              </w:rPr>
+              <w:t>Anggota</w:t>
+            </w:r>
+            <w:proofErr w:type="spellEnd"/>
+            <w:r>
+              <w:rPr>
+                <w:rFonts w:ascii="Cambria" w:hAnsi="Cambria"/>
+                <w:b/>
+                <w:bCs/>
+                <w:color w:val="000000" w:themeColor="text1"/>
+                <w:sz w:val="23"/>
+                <w:szCs w:val="23"/>
+              </w:rPr>
+              <w:t xml:space="preserve"> </w:t>
+            </w:r>
+            <w:proofErr w:type="spellStart"/>
+            <w:r>
+              <w:rPr>
+                <w:rFonts w:ascii="Cambria" w:hAnsi="Cambria"/>
+                <w:b/>
+                <w:bCs/>
+                <w:color w:val="000000" w:themeColor="text1"/>
+                <w:sz w:val="23"/>
+                <w:szCs w:val="23"/>
+              </w:rPr>
+              <w:t>Pembimbing</w:t>
+            </w:r>
+            <w:proofErr w:type="spellEnd"/>
+            <w:r>
+              <w:rPr>
+                <w:rFonts w:ascii="Cambria" w:hAnsi="Cambria"/>
+                <w:b/>
+                <w:bCs/>
+                <w:color w:val="000000" w:themeColor="text1"/>
+                <w:sz w:val="23"/>
+                <w:szCs w:val="23"/>
+              </w:rPr>
+              <w:t xml:space="preserve"> I</w:t>
             </w:r>
           </w:p>
           <w:p>
@@ -551,12 +739,37 @@
               </w:rPr>
               <w:t xml:space="preserve"> </w:t>
             </w:r>
+            <w:proofErr w:type="spellStart"/>
             <w:r>
               <w:rPr>
                 <w:rFonts w:ascii="Segoe UI" w:hAnsi="Segoe UI" w:cs="Segoe UI"/>
                 <w:color w:val="000000" w:themeColor="text1"/>
               </w:rPr>
-              <w:t>nama pembimbing I</w:t>
+              <w:t>nama</w:t>
+            </w:r>
+            <w:proofErr w:type="spellEnd"/>
+            <w:r>
+              <w:rPr>
+                <w:rFonts w:ascii="Segoe UI" w:hAnsi="Segoe UI" w:cs="Segoe UI"/>
+                <w:color w:val="000000" w:themeColor="text1"/>
+              </w:rPr>
+              <w:t xml:space="preserve"> </w:t>
+            </w:r>
+            <w:proofErr w:type="spellStart"/>
+            <w:r>
+              <w:rPr>
+                <w:rFonts w:ascii="Segoe UI" w:hAnsi="Segoe UI" w:cs="Segoe UI"/>
+                <w:color w:val="000000" w:themeColor="text1"/>
+              </w:rPr>
+              <w:t>pembimbing</w:t>
+            </w:r>
+            <w:proofErr w:type="spellEnd"/>
+            <w:r>
+              <w:rPr>
+                <w:rFonts w:ascii="Segoe UI" w:hAnsi="Segoe UI" w:cs="Segoe UI"/>
+                <w:color w:val="000000" w:themeColor="text1"/>
+              </w:rPr>
+              <w:t xml:space="preserve"> I</w:t>
             </w:r>
           </w:p>
         </w:tc>
@@ -597,7 +810,55 @@
                 <w:sz w:val="23"/>
                 <w:szCs w:val="23"/>
               </w:rPr>
-              <w:t>Nama Anggota Pembimbing II</w:t>
+              <w:t xml:space="preserve">Nama </w:t>
+            </w:r>
+            <w:proofErr w:type="spellStart"/>
+            <w:r>
+              <w:rPr>
+                <w:rFonts w:ascii="Cambria" w:hAnsi="Cambria"/>
+                <w:b/>
+                <w:bCs/>
+                <w:color w:val="000000" w:themeColor="text1"/>
+                <w:sz w:val="23"/>
+                <w:szCs w:val="23"/>
+              </w:rPr>
+              <w:t>Anggota</w:t>
+            </w:r>
+            <w:proofErr w:type="spellEnd"/>
+            <w:r>
+              <w:rPr>
+                <w:rFonts w:ascii="Cambria" w:hAnsi="Cambria"/>
+                <w:b/>
+                <w:bCs/>
+                <w:color w:val="000000" w:themeColor="text1"/>
+                <w:sz w:val="23"/>
+                <w:szCs w:val="23"/>
+              </w:rPr>
+              <w:t xml:space="preserve"> </w:t>
+            </w:r>
+            <w:proofErr w:type="spellStart"/>
+            <w:r>
+              <w:rPr>
+                <w:rFonts w:ascii="Cambria" w:hAnsi="Cambria"/>
+                <w:b/>
+                <w:bCs/>
+                <w:color w:val="000000" w:themeColor="text1"/>
+                <w:sz w:val="23"/>
+                <w:szCs w:val="23"/>
+              </w:rPr>
+              <w:t>Pembimbing</w:t>
+            </w:r>
+            <w:proofErr w:type="spellEnd"/>
+            <w:r>
+              <w:rPr>
+                <w:rFonts w:ascii="Cambria" w:hAnsi="Cambria"/>
+                <w:b/>
+                <w:bCs/>
+                <w:color w:val="000000" w:themeColor="text1"/>
+                <w:sz w:val="23"/>
+                <w:szCs w:val="23"/>
+              </w:rPr>
+              <w:t xml:space="preserve"> II</w:t>
             </w:r>
           </w:p>
         </w:tc>
@@ -647,16 +908,41 @@
               </w:rPr>
               <w:t xml:space="preserve"> </w:t>
             </w:r>
-            <w:r>
-              <w:rPr>
-                <w:rFonts w:ascii="Cambria" w:hAnsi="Cambria"/>
-                <w:b/>
-                <w:bCs/>
-                <w:color w:val="000000" w:themeColor="text1"/>
-                <w:sz w:val="23"/>
-                <w:szCs w:val="23"/>
-              </w:rPr>
-              <w:t>nama pembimbing II</w:t>
+            <w:proofErr w:type="spellStart"/>
+            <w:r>
+              <w:rPr>
+                <w:rFonts w:ascii="Segoe UI" w:hAnsi="Segoe UI" w:cs="Segoe UI"/>
+                <w:bCs/>
+                <w:color w:val="000000" w:themeColor="text1"/>
+              </w:rPr>
+              <w:t>nama</w:t>
+            </w:r>
+            <w:proofErr w:type="spellEnd"/>
+            <w:r>
+              <w:rPr>
+                <w:rFonts w:ascii="Segoe UI" w:hAnsi="Segoe UI" w:cs="Segoe UI"/>
+                <w:bCs/>
+                <w:color w:val="000000" w:themeColor="text1"/>
+              </w:rPr>
+              <w:t xml:space="preserve"> </w:t>
+            </w:r>
+            <w:proofErr w:type="spellStart"/>
+            <w:r>
+              <w:rPr>
+                <w:rFonts w:ascii="Segoe UI" w:hAnsi="Segoe UI" w:cs="Segoe UI"/>
+                <w:bCs/>
+                <w:color w:val="000000" w:themeColor="text1"/>
+              </w:rPr>
+              <w:t>pembimbing</w:t>
+            </w:r>
+            <w:proofErr w:type="spellEnd"/>
+            <w:r>
+              <w:rPr>
+                <w:rFonts w:ascii="Segoe UI" w:hAnsi="Segoe UI" w:cs="Segoe UI"/>
+                <w:bCs/>
+                <w:color w:val="000000" w:themeColor="text1"/>
+              </w:rPr>
+              <w:t xml:space="preserve"> II</w:t>
             </w:r>
           </w:p>
         </w:tc>
@@ -689,16 +975,29 @@
                 <w:szCs w:val="23"/>
               </w:rPr>
             </w:pPr>
-            <w:r>
-              <w:rPr>
-                <w:rFonts w:ascii="Cambria" w:hAnsi="Cambria"/>
-                <w:b/>
-                <w:bCs/>
-                <w:color w:val="000000" w:themeColor="text1"/>
-                <w:sz w:val="23"/>
-                <w:szCs w:val="23"/>
-              </w:rPr>
-              <w:t xml:space="preserve">Nilai Rata-rata             </w:t>
+            <w:proofErr w:type="spellStart"/>
+            <w:r>
+              <w:rPr>
+                <w:rFonts w:ascii="Cambria" w:hAnsi="Cambria"/>
+                <w:b/>
+                <w:bCs/>
+                <w:color w:val="000000" w:themeColor="text1"/>
+                <w:sz w:val="23"/>
+                <w:szCs w:val="23"/>
+              </w:rPr>
+              <w:t>Nilai</w:t>
+            </w:r>
+            <w:proofErr w:type="spellEnd"/>
+            <w:r>
+              <w:rPr>
+                <w:rFonts w:ascii="Cambria" w:hAnsi="Cambria"/>
+                <w:b/>
+                <w:bCs/>
+                <w:color w:val="000000" w:themeColor="text1"/>
+                <w:sz w:val="23"/>
+                <w:szCs w:val="23"/>
+              </w:rPr>
+              <w:t xml:space="preserve"> Rata-rata             </w:t>
             </w:r>
           </w:p>
         </w:tc>
@@ -757,7 +1056,55 @@
                 <w:sz w:val="23"/>
                 <w:szCs w:val="23"/>
               </w:rPr>
-              <w:t xml:space="preserve"> (jumlah total dibagi 5)</w:t>
+              <w:t xml:space="preserve"> (</w:t>
+            </w:r>
+            <w:proofErr w:type="spellStart"/>
+            <w:r>
+              <w:rPr>
+                <w:rFonts w:ascii="Cambria" w:hAnsi="Cambria"/>
+                <w:b/>
+                <w:bCs/>
+                <w:color w:val="000000" w:themeColor="text1"/>
+                <w:sz w:val="23"/>
+                <w:szCs w:val="23"/>
+              </w:rPr>
+              <w:t>jumlah</w:t>
+            </w:r>
+            <w:proofErr w:type="spellEnd"/>
+            <w:r>
+              <w:rPr>
+                <w:rFonts w:ascii="Cambria" w:hAnsi="Cambria"/>
+                <w:b/>
+                <w:bCs/>
+                <w:color w:val="000000" w:themeColor="text1"/>
+                <w:sz w:val="23"/>
+                <w:szCs w:val="23"/>
+              </w:rPr>
+              <w:t xml:space="preserve"> total </w:t>
+            </w:r>
+            <w:proofErr w:type="spellStart"/>
+            <w:r>
+              <w:rPr>
+                <w:rFonts w:ascii="Cambria" w:hAnsi="Cambria"/>
+                <w:b/>
+                <w:bCs/>
+                <w:color w:val="000000" w:themeColor="text1"/>
+                <w:sz w:val="23"/>
+                <w:szCs w:val="23"/>
+              </w:rPr>
+              <w:t>dibagi</w:t>
+            </w:r>
+            <w:proofErr w:type="spellEnd"/>
+            <w:r>
+              <w:rPr>
+                <w:rFonts w:ascii="Cambria" w:hAnsi="Cambria"/>
+                <w:b/>
+                <w:bCs/>
+                <w:color w:val="000000" w:themeColor="text1"/>
+                <w:sz w:val="23"/>
+                <w:szCs w:val="23"/>
+              </w:rPr>
+              <w:t xml:space="preserve"> 5)</w:t>
             </w:r>
           </w:p>
         </w:tc>
@@ -891,7 +1238,151 @@
                 <w:sz w:val="24"/>
                 <w:szCs w:val="24"/>
               </w:rPr>
-              <w:t>Detail Penilaian (lingkari yang sesuai, skor maksimum adalah 5)</w:t>
+              <w:t xml:space="preserve">Detail </w:t>
+            </w:r>
+            <w:proofErr w:type="spellStart"/>
+            <w:r>
+              <w:rPr>
+                <w:rFonts w:ascii="Cambria" w:hAnsi="Cambria"/>
+                <w:b/>
+                <w:iCs/>
+                <w:color w:val="000000" w:themeColor="text1"/>
+                <w:sz w:val="24"/>
+                <w:szCs w:val="24"/>
+              </w:rPr>
+              <w:t>Penilaian</w:t>
+            </w:r>
+            <w:proofErr w:type="spellEnd"/>
+            <w:r>
+              <w:rPr>
+                <w:rFonts w:ascii="Cambria" w:hAnsi="Cambria"/>
+                <w:b/>
+                <w:iCs/>
+                <w:color w:val="000000" w:themeColor="text1"/>
+                <w:sz w:val="24"/>
+                <w:szCs w:val="24"/>
+              </w:rPr>
+              <w:t xml:space="preserve"> (</w:t>
+            </w:r>
+            <w:proofErr w:type="spellStart"/>
+            <w:r>
+              <w:rPr>
+                <w:rFonts w:ascii="Cambria" w:hAnsi="Cambria"/>
+                <w:b/>
+                <w:iCs/>
+                <w:color w:val="000000" w:themeColor="text1"/>
+                <w:sz w:val="24"/>
+                <w:szCs w:val="24"/>
+              </w:rPr>
+              <w:t>lingkari</w:t>
+            </w:r>
+            <w:proofErr w:type="spellEnd"/>
+            <w:r>
+              <w:rPr>
+                <w:rFonts w:ascii="Cambria" w:hAnsi="Cambria"/>
+                <w:b/>
+                <w:iCs/>
+                <w:color w:val="000000" w:themeColor="text1"/>
+                <w:sz w:val="24"/>
+                <w:szCs w:val="24"/>
+              </w:rPr>
+              <w:t xml:space="preserve"> yang </w:t>
+            </w:r>
+            <w:proofErr w:type="spellStart"/>
+            <w:r>
+              <w:rPr>
+                <w:rFonts w:ascii="Cambria" w:hAnsi="Cambria"/>
+                <w:b/>
+                <w:iCs/>
+                <w:color w:val="000000" w:themeColor="text1"/>
+                <w:sz w:val="24"/>
+                <w:szCs w:val="24"/>
+              </w:rPr>
+              <w:t>sesuai</w:t>
+            </w:r>
+            <w:proofErr w:type="spellEnd"/>
+            <w:r>
+              <w:rPr>
+                <w:rFonts w:ascii="Cambria" w:hAnsi="Cambria"/>
+                <w:b/>
+                <w:iCs/>
+                <w:color w:val="000000" w:themeColor="text1"/>
+                <w:sz w:val="24"/>
+                <w:szCs w:val="24"/>
+              </w:rPr>
+              <w:t xml:space="preserve">, </w:t>
+            </w:r>
+            <w:proofErr w:type="spellStart"/>
+            <w:r>
+              <w:rPr>
+                <w:rFonts w:ascii="Cambria" w:hAnsi="Cambria"/>
+                <w:b/>
+                <w:iCs/>
+                <w:color w:val="000000" w:themeColor="text1"/>
+                <w:sz w:val="24"/>
+                <w:szCs w:val="24"/>
+              </w:rPr>
+              <w:t>skor</w:t>
+            </w:r>
+            <w:proofErr w:type="spellEnd"/>
+            <w:r>
+              <w:rPr>
+                <w:rFonts w:ascii="Cambria" w:hAnsi="Cambria"/>
+                <w:b/>
+                <w:iCs/>
+                <w:color w:val="000000" w:themeColor="text1"/>
+                <w:sz w:val="24"/>
+                <w:szCs w:val="24"/>
+              </w:rPr>
+              <w:t xml:space="preserve"> </w:t>
+            </w:r>
+            <w:proofErr w:type="spellStart"/>
+            <w:r>
+              <w:rPr>
+                <w:rFonts w:ascii="Cambria" w:hAnsi="Cambria"/>
+                <w:b/>
+                <w:iCs/>
+                <w:color w:val="000000" w:themeColor="text1"/>
+                <w:sz w:val="24"/>
+                <w:szCs w:val="24"/>
+              </w:rPr>
+              <w:t>maksimum</w:t>
+            </w:r>
+            <w:proofErr w:type="spellEnd"/>
+            <w:r>
+              <w:rPr>
+                <w:rFonts w:ascii="Cambria" w:hAnsi="Cambria"/>
+                <w:b/>
+                <w:iCs/>
+                <w:color w:val="000000" w:themeColor="text1"/>
+                <w:sz w:val="24"/>
+                <w:szCs w:val="24"/>
+              </w:rPr>
+              <w:t xml:space="preserve"> </w:t>
+            </w:r>
+            <w:proofErr w:type="spellStart"/>
+            <w:r>
+              <w:rPr>
+                <w:rFonts w:ascii="Cambria" w:hAnsi="Cambria"/>
+                <w:b/>
+                <w:iCs/>
+                <w:color w:val="000000" w:themeColor="text1"/>
+                <w:sz w:val="24"/>
+                <w:szCs w:val="24"/>
+              </w:rPr>
+              <w:t>adalah</w:t>
+            </w:r>
+            <w:proofErr w:type="spellEnd"/>
+            <w:r>
+              <w:rPr>
+                <w:rFonts w:ascii="Cambria" w:hAnsi="Cambria"/>
+                <w:b/>
+                <w:iCs/>
+                <w:color w:val="000000" w:themeColor="text1"/>
+                <w:sz w:val="24"/>
+                <w:szCs w:val="24"/>
+              </w:rPr>
+              <w:t xml:space="preserve"> 5)</w:t>
             </w:r>
           </w:p>
         </w:tc>
@@ -967,8 +1458,20 @@
                 <w:sz w:val="21"/>
                 <w:szCs w:val="21"/>
               </w:rPr>
-              <w:t>Nama penilaian</w:t>
-            </w:r>
+              <w:t xml:space="preserve">Nama </w:t>
+            </w:r>
+            <w:proofErr w:type="spellStart"/>
+            <w:r>
+              <w:rPr>
+                <w:rFonts w:ascii="Cambria" w:hAnsi="Cambria"/>
+                <w:b/>
+                <w:color w:val="000000" w:themeColor="text1"/>
+                <w:sz w:val="21"/>
+                <w:szCs w:val="21"/>
+              </w:rPr>
+              <w:t>penilaian</w:t>
+            </w:r>
+            <w:proofErr w:type="spellEnd"/>
           </w:p>
           <w:p>
             <w:pPr>
@@ -980,6 +1483,7 @@
                 <w:szCs w:val="20"/>
               </w:rPr>
             </w:pPr>
+            <w:proofErr w:type="spellStart"/>
             <w:r>
               <w:rPr>
                 <w:rFonts w:ascii="Cambria" w:hAnsi="Cambria"/>
@@ -989,6 +1493,7 @@
               </w:rPr>
               <w:t>Keterangan</w:t>
             </w:r>
+            <w:proofErr w:type="spellEnd"/>
           </w:p>
           <w:p>
             <w:pPr>
@@ -1000,6 +1505,7 @@
                 <w:szCs w:val="20"/>
               </w:rPr>
             </w:pPr>
+            <w:proofErr w:type="spellStart"/>
             <w:r>
               <w:rPr>
                 <w:rFonts w:ascii="Cambria" w:hAnsi="Cambria"/>
@@ -1009,6 +1515,7 @@
               </w:rPr>
               <w:t>catatan</w:t>
             </w:r>
+            <w:proofErr w:type="spellEnd"/>
           </w:p>
         </w:tc>
         <w:tc>
@@ -1035,6 +1542,7 @@
                 <w:szCs w:val="24"/>
               </w:rPr>
             </w:pPr>
+            <w:proofErr w:type="spellStart"/>
             <w:r>
               <w:rPr>
                 <w:rFonts w:ascii="Cambria" w:hAnsi="Cambria"/>
@@ -1045,6 +1553,7 @@
               </w:rPr>
               <w:t>nilai</w:t>
             </w:r>
+            <w:proofErr w:type="spellEnd"/>
           </w:p>
         </w:tc>
       </w:tr>
@@ -1117,8 +1626,20 @@
                 <w:sz w:val="21"/>
                 <w:szCs w:val="21"/>
               </w:rPr>
-              <w:t>Nama penilaian</w:t>
-            </w:r>
+              <w:t xml:space="preserve">Nama </w:t>
+            </w:r>
+            <w:proofErr w:type="spellStart"/>
+            <w:r>
+              <w:rPr>
+                <w:rFonts w:ascii="Cambria" w:hAnsi="Cambria"/>
+                <w:b/>
+                <w:color w:val="000000" w:themeColor="text1"/>
+                <w:sz w:val="21"/>
+                <w:szCs w:val="21"/>
+              </w:rPr>
+              <w:t>penilaian</w:t>
+            </w:r>
+            <w:proofErr w:type="spellEnd"/>
           </w:p>
           <w:p>
             <w:pPr>
@@ -1130,6 +1651,7 @@
                 <w:szCs w:val="20"/>
               </w:rPr>
             </w:pPr>
+            <w:proofErr w:type="spellStart"/>
             <w:r>
               <w:rPr>
                 <w:rFonts w:ascii="Cambria" w:hAnsi="Cambria"/>
@@ -1139,17 +1661,19 @@
               </w:rPr>
               <w:t>Keterangan</w:t>
             </w:r>
-          </w:p>
-          <w:p>
-            <w:pPr>
-              <w:spacing w:after="0" w:line="240" w:lineRule="auto"/>
-              <w:rPr>
-                <w:rFonts w:ascii="Cambria" w:hAnsi="Cambria"/>
-                <w:b/>
-                <w:color w:val="000000" w:themeColor="text1"/>
-                <w:szCs w:val="24"/>
-              </w:rPr>
-            </w:pPr>
+            <w:proofErr w:type="spellEnd"/>
+          </w:p>
+          <w:p>
+            <w:pPr>
+              <w:spacing w:after="0" w:line="240" w:lineRule="auto"/>
+              <w:rPr>
+                <w:rFonts w:ascii="Cambria" w:hAnsi="Cambria"/>
+                <w:b/>
+                <w:color w:val="000000" w:themeColor="text1"/>
+                <w:szCs w:val="24"/>
+              </w:rPr>
+            </w:pPr>
+            <w:proofErr w:type="spellStart"/>
             <w:r>
               <w:rPr>
                 <w:rFonts w:ascii="Cambria" w:hAnsi="Cambria"/>
@@ -1159,6 +1683,7 @@
               </w:rPr>
               <w:t>catatan</w:t>
             </w:r>
+            <w:proofErr w:type="spellEnd"/>
           </w:p>
         </w:tc>
         <w:tc>
@@ -1186,6 +1711,7 @@
                 <w:szCs w:val="24"/>
               </w:rPr>
             </w:pPr>
+            <w:proofErr w:type="spellStart"/>
             <w:r>
               <w:rPr>
                 <w:rFonts w:ascii="Cambria" w:hAnsi="Cambria"/>
@@ -1196,6 +1722,7 @@
               </w:rPr>
               <w:t>nilai</w:t>
             </w:r>
+            <w:proofErr w:type="spellEnd"/>
           </w:p>
         </w:tc>
       </w:tr>
@@ -1267,8 +1794,20 @@
                 <w:sz w:val="21"/>
                 <w:szCs w:val="21"/>
               </w:rPr>
-              <w:t>Nama penilaian</w:t>
-            </w:r>
+              <w:t xml:space="preserve">Nama </w:t>
+            </w:r>
+            <w:proofErr w:type="spellStart"/>
+            <w:r>
+              <w:rPr>
+                <w:rFonts w:ascii="Cambria" w:hAnsi="Cambria"/>
+                <w:b/>
+                <w:color w:val="000000" w:themeColor="text1"/>
+                <w:sz w:val="21"/>
+                <w:szCs w:val="21"/>
+              </w:rPr>
+              <w:t>penilaian</w:t>
+            </w:r>
+            <w:proofErr w:type="spellEnd"/>
           </w:p>
           <w:p>
             <w:pPr>
@@ -1280,6 +1819,7 @@
                 <w:szCs w:val="20"/>
               </w:rPr>
             </w:pPr>
+            <w:proofErr w:type="spellStart"/>
             <w:r>
               <w:rPr>
                 <w:rFonts w:ascii="Cambria" w:hAnsi="Cambria"/>
@@ -1289,16 +1829,18 @@
               </w:rPr>
               <w:t>Keterangan</w:t>
             </w:r>
-          </w:p>
-          <w:p>
-            <w:pPr>
-              <w:spacing w:after="0" w:line="240" w:lineRule="auto"/>
-              <w:rPr>
-                <w:rFonts w:ascii="Cambria" w:hAnsi="Cambria"/>
-                <w:color w:val="000000" w:themeColor="text1"/>
-                <w:szCs w:val="24"/>
-              </w:rPr>
-            </w:pPr>
+            <w:proofErr w:type="spellEnd"/>
+          </w:p>
+          <w:p>
+            <w:pPr>
+              <w:spacing w:after="0" w:line="240" w:lineRule="auto"/>
+              <w:rPr>
+                <w:rFonts w:ascii="Cambria" w:hAnsi="Cambria"/>
+                <w:color w:val="000000" w:themeColor="text1"/>
+                <w:szCs w:val="24"/>
+              </w:rPr>
+            </w:pPr>
+            <w:proofErr w:type="spellStart"/>
             <w:r>
               <w:rPr>
                 <w:rFonts w:ascii="Cambria" w:hAnsi="Cambria"/>
@@ -1308,6 +1850,7 @@
               </w:rPr>
               <w:t>catatan</w:t>
             </w:r>
+            <w:proofErr w:type="spellEnd"/>
           </w:p>
         </w:tc>
         <w:tc>
@@ -1334,6 +1877,7 @@
                 <w:szCs w:val="24"/>
               </w:rPr>
             </w:pPr>
+            <w:proofErr w:type="spellStart"/>
             <w:r>
               <w:rPr>
                 <w:rFonts w:ascii="Cambria" w:hAnsi="Cambria"/>
@@ -1344,6 +1888,7 @@
               </w:rPr>
               <w:t>nilai</w:t>
             </w:r>
+            <w:proofErr w:type="spellEnd"/>
           </w:p>
         </w:tc>
       </w:tr>
@@ -1415,8 +1960,20 @@
                 <w:sz w:val="21"/>
                 <w:szCs w:val="21"/>
               </w:rPr>
-              <w:t>Nama penilaian</w:t>
-            </w:r>
+              <w:t xml:space="preserve">Nama </w:t>
+            </w:r>
+            <w:proofErr w:type="spellStart"/>
+            <w:r>
+              <w:rPr>
+                <w:rFonts w:ascii="Cambria" w:hAnsi="Cambria"/>
+                <w:b/>
+                <w:color w:val="000000" w:themeColor="text1"/>
+                <w:sz w:val="21"/>
+                <w:szCs w:val="21"/>
+              </w:rPr>
+              <w:t>penilaian</w:t>
+            </w:r>
+            <w:proofErr w:type="spellEnd"/>
           </w:p>
           <w:p>
             <w:pPr>
@@ -1428,6 +1985,7 @@
                 <w:szCs w:val="20"/>
               </w:rPr>
             </w:pPr>
+            <w:proofErr w:type="spellStart"/>
             <w:r>
               <w:rPr>
                 <w:rFonts w:ascii="Cambria" w:hAnsi="Cambria"/>
@@ -1437,17 +1995,19 @@
               </w:rPr>
               <w:t>Keterangan</w:t>
             </w:r>
-          </w:p>
-          <w:p>
-            <w:pPr>
-              <w:spacing w:after="0" w:line="240" w:lineRule="auto"/>
-              <w:rPr>
-                <w:rFonts w:ascii="Cambria" w:hAnsi="Cambria"/>
-                <w:b/>
-                <w:color w:val="000000" w:themeColor="text1"/>
-                <w:szCs w:val="24"/>
-              </w:rPr>
-            </w:pPr>
+            <w:proofErr w:type="spellEnd"/>
+          </w:p>
+          <w:p>
+            <w:pPr>
+              <w:spacing w:after="0" w:line="240" w:lineRule="auto"/>
+              <w:rPr>
+                <w:rFonts w:ascii="Cambria" w:hAnsi="Cambria"/>
+                <w:b/>
+                <w:color w:val="000000" w:themeColor="text1"/>
+                <w:szCs w:val="24"/>
+              </w:rPr>
+            </w:pPr>
+            <w:proofErr w:type="spellStart"/>
             <w:r>
               <w:rPr>
                 <w:rFonts w:ascii="Cambria" w:hAnsi="Cambria"/>
@@ -1457,6 +2017,7 @@
               </w:rPr>
               <w:t>catatan</w:t>
             </w:r>
+            <w:proofErr w:type="spellEnd"/>
           </w:p>
         </w:tc>
         <w:tc>
@@ -1483,6 +2044,7 @@
                 <w:szCs w:val="24"/>
               </w:rPr>
             </w:pPr>
+            <w:proofErr w:type="spellStart"/>
             <w:r>
               <w:rPr>
                 <w:rFonts w:ascii="Cambria" w:hAnsi="Cambria"/>
@@ -1493,6 +2055,7 @@
               </w:rPr>
               <w:t>nilai</w:t>
             </w:r>
+            <w:proofErr w:type="spellEnd"/>
           </w:p>
         </w:tc>
       </w:tr>
@@ -1565,8 +2128,20 @@
                 <w:sz w:val="21"/>
                 <w:szCs w:val="21"/>
               </w:rPr>
-              <w:t>Nama penilaian</w:t>
-            </w:r>
+              <w:t xml:space="preserve">Nama </w:t>
+            </w:r>
+            <w:proofErr w:type="spellStart"/>
+            <w:r>
+              <w:rPr>
+                <w:rFonts w:ascii="Cambria" w:hAnsi="Cambria"/>
+                <w:b/>
+                <w:color w:val="000000" w:themeColor="text1"/>
+                <w:sz w:val="21"/>
+                <w:szCs w:val="21"/>
+              </w:rPr>
+              <w:t>penilaian</w:t>
+            </w:r>
+            <w:proofErr w:type="spellEnd"/>
           </w:p>
           <w:p>
             <w:pPr>
@@ -1578,6 +2153,7 @@
                 <w:szCs w:val="20"/>
               </w:rPr>
             </w:pPr>
+            <w:proofErr w:type="spellStart"/>
             <w:r>
               <w:rPr>
                 <w:rFonts w:ascii="Cambria" w:hAnsi="Cambria"/>
@@ -1587,6 +2163,7 @@
               </w:rPr>
               <w:t>Keterangan</w:t>
             </w:r>
+            <w:proofErr w:type="spellEnd"/>
           </w:p>
           <w:p>
             <w:pPr>
@@ -1598,6 +2175,7 @@
                 <w:szCs w:val="18"/>
               </w:rPr>
             </w:pPr>
+            <w:proofErr w:type="spellStart"/>
             <w:r>
               <w:rPr>
                 <w:rFonts w:ascii="Cambria" w:hAnsi="Cambria"/>
@@ -1607,6 +2185,7 @@
               </w:rPr>
               <w:t>catatan</w:t>
             </w:r>
+            <w:proofErr w:type="spellEnd"/>
           </w:p>
         </w:tc>
         <w:tc>
@@ -1633,6 +2212,7 @@
                 <w:szCs w:val="24"/>
               </w:rPr>
             </w:pPr>
+            <w:proofErr w:type="spellStart"/>
             <w:r>
               <w:rPr>
                 <w:rFonts w:ascii="Cambria" w:hAnsi="Cambria"/>
@@ -1643,6 +2223,7 @@
               </w:rPr>
               <w:t>nilai</w:t>
             </w:r>
+            <w:proofErr w:type="spellEnd"/>
           </w:p>
         </w:tc>
       </w:tr>
@@ -1714,8 +2295,20 @@
                 <w:sz w:val="21"/>
                 <w:szCs w:val="21"/>
               </w:rPr>
-              <w:t>Nama penilaian</w:t>
-            </w:r>
+              <w:t xml:space="preserve">Nama </w:t>
+            </w:r>
+            <w:proofErr w:type="spellStart"/>
+            <w:r>
+              <w:rPr>
+                <w:rFonts w:ascii="Cambria" w:hAnsi="Cambria"/>
+                <w:b/>
+                <w:color w:val="000000" w:themeColor="text1"/>
+                <w:sz w:val="21"/>
+                <w:szCs w:val="21"/>
+              </w:rPr>
+              <w:t>penilaian</w:t>
+            </w:r>
+            <w:proofErr w:type="spellEnd"/>
           </w:p>
           <w:p>
             <w:pPr>
@@ -1727,6 +2320,7 @@
                 <w:szCs w:val="20"/>
               </w:rPr>
             </w:pPr>
+            <w:proofErr w:type="spellStart"/>
             <w:r>
               <w:rPr>
                 <w:rFonts w:ascii="Cambria" w:hAnsi="Cambria"/>
@@ -1736,17 +2330,19 @@
               </w:rPr>
               <w:t>Keterangan</w:t>
             </w:r>
-          </w:p>
-          <w:p>
-            <w:pPr>
-              <w:spacing w:after="0" w:line="240" w:lineRule="auto"/>
-              <w:rPr>
-                <w:rFonts w:ascii="Cambria" w:hAnsi="Cambria"/>
-                <w:b/>
-                <w:color w:val="000000" w:themeColor="text1"/>
-                <w:szCs w:val="24"/>
-              </w:rPr>
-            </w:pPr>
+            <w:proofErr w:type="spellEnd"/>
+          </w:p>
+          <w:p>
+            <w:pPr>
+              <w:spacing w:after="0" w:line="240" w:lineRule="auto"/>
+              <w:rPr>
+                <w:rFonts w:ascii="Cambria" w:hAnsi="Cambria"/>
+                <w:b/>
+                <w:color w:val="000000" w:themeColor="text1"/>
+                <w:szCs w:val="24"/>
+              </w:rPr>
+            </w:pPr>
+            <w:proofErr w:type="spellStart"/>
             <w:r>
               <w:rPr>
                 <w:rFonts w:ascii="Cambria" w:hAnsi="Cambria"/>
@@ -1756,6 +2352,7 @@
               </w:rPr>
               <w:t>catatan</w:t>
             </w:r>
+            <w:proofErr w:type="spellEnd"/>
           </w:p>
         </w:tc>
         <w:tc>
@@ -1964,7 +2561,20 @@
                 <w:szCs w:val="24"/>
                 <w:lang w:val="fi-FI"/>
               </w:rPr>
-              <w:t xml:space="preserve"> nip</w:t>
+              <w:t xml:space="preserve"> n</w:t>
+            </w:r>
+            <w:bookmarkStart w:id="0" w:name="_GoBack"/>
+            <w:bookmarkEnd w:id="0"/>
+            <w:r>
+              <w:rPr>
+                <w:rFonts w:ascii="Cambria" w:hAnsi="Cambria"/>
+                <w:b/>
+                <w:bCs/>
+                <w:color w:val="000000" w:themeColor="text1"/>
+                <w:szCs w:val="24"/>
+                <w:lang w:val="fi-FI"/>
+              </w:rPr>
+              <w:t>ip</w:t>
             </w:r>
           </w:p>
         </w:tc>
@@ -1990,7 +2600,7 @@
 </file>
 
 <file path=word/endnotes.xml><?xml version="1.0" encoding="utf-8"?>
-<w:endnotes xmlns:wpc="http://schemas.microsoft.com/office/word/2010/wordprocessingCanvas" xmlns:cx="http://schemas.microsoft.com/office/drawing/2014/chartex" xmlns:cx1="http://schemas.microsoft.com/office/drawing/2015/9/8/chartex" xmlns:cx2="http://schemas.microsoft.com/office/drawing/2015/10/21/chartex" xmlns:cx3="http://schemas.microsoft.com/office/drawing/2016/5/9/chartex" xmlns:cx4="http://schemas.microsoft.com/office/drawing/2016/5/10/chartex" xmlns:cx5="http://schemas.microsoft.com/office/drawing/2016/5/11/chartex" xmlns:cx6="http://schemas.microsoft.com/office/drawing/2016/5/12/chartex" xmlns:cx7="http://schemas.microsoft.com/office/drawing/2016/5/13/chartex" xmlns:cx8="http://schemas.microsoft.com/office/drawing/2016/5/14/chartex" xmlns:mc="http://schemas.openxmlformats.org/markup-compatibility/2006" xmlns:aink="http://schemas.microsoft.com/office/drawing/2016/ink" xmlns:am3d="http://schemas.microsoft.com/office/drawing/2017/model3d" xmlns:o="urn:schemas-microsoft-com:office:office" xmlns:oel="http://schemas.microsoft.com/office/2019/extlst" xmlns:r="http://schemas.openxmlformats.org/officeDocument/2006/relationships" xmlns:m="http://schemas.openxmlformats.org/officeDocument/2006/math" xmlns:v="urn:schemas-microsoft-com:vml" xmlns:wp14="http://schemas.microsoft.com/office/word/2010/wordprocessingDrawing" xmlns:wp="http://schemas.openxmlformats.org/drawingml/2006/wordprocessingDrawing" xmlns:w10="urn:schemas-microsoft-com:office:word" xmlns:w="http://schemas.openxmlformats.org/wordprocessingml/2006/main" xmlns:w14="http://schemas.microsoft.com/office/word/2010/wordml" xmlns:w15="http://schemas.microsoft.com/office/word/2012/wordml" xmlns:w16cex="http://schemas.microsoft.com/office/word/2018/wordml/cex" xmlns:w16cid="http://schemas.microsoft.com/office/word/2016/wordml/cid" xmlns:w16="http://schemas.microsoft.com/office/word/2018/wordml" xmlns:w16du="http://schemas.microsoft.com/office/word/2023/wordml/word16du" xmlns:w16sdtdh="http://schemas.microsoft.com/office/word/2020/wordml/sdtdatahash" xmlns:w16sdtfl="http://schemas.microsoft.com/office/word/2024/wordml/sdtformatlock" xmlns:w16se="http://schemas.microsoft.com/office/word/2015/wordml/symex" xmlns:wpg="http://schemas.microsoft.com/office/word/2010/wordprocessingGroup" xmlns:wpi="http://schemas.microsoft.com/office/word/2010/wordprocessingInk" xmlns:wne="http://schemas.microsoft.com/office/word/2006/wordml" xmlns:wps="http://schemas.microsoft.com/office/word/2010/wordprocessingShape" mc:Ignorable="w14 w15 w16se w16cid w16 w16cex w16sdtdh w16sdtfl w16du wp14">
+<w:endnotes xmlns:wpc="http://schemas.microsoft.com/office/word/2010/wordprocessingCanvas" xmlns:cx="http://schemas.microsoft.com/office/drawing/2014/chartex" xmlns:mc="http://schemas.openxmlformats.org/markup-compatibility/2006" xmlns:o="urn:schemas-microsoft-com:office:office" xmlns:r="http://schemas.openxmlformats.org/officeDocument/2006/relationships" xmlns:m="http://schemas.openxmlformats.org/officeDocument/2006/math" xmlns:v="urn:schemas-microsoft-com:vml" xmlns:wp14="http://schemas.microsoft.com/office/word/2010/wordprocessingDrawing" xmlns:wp="http://schemas.openxmlformats.org/drawingml/2006/wordprocessingDrawing" xmlns:w10="urn:schemas-microsoft-com:office:word" xmlns:w="http://schemas.openxmlformats.org/wordprocessingml/2006/main" xmlns:w14="http://schemas.microsoft.com/office/word/2010/wordml" xmlns:w15="http://schemas.microsoft.com/office/word/2012/wordml" xmlns:w16se="http://schemas.microsoft.com/office/word/2015/wordml/symex" xmlns:wpg="http://schemas.microsoft.com/office/word/2010/wordprocessingGroup" xmlns:wpi="http://schemas.microsoft.com/office/word/2010/wordprocessingInk" xmlns:wne="http://schemas.microsoft.com/office/word/2006/wordml" xmlns:wps="http://schemas.microsoft.com/office/word/2010/wordprocessingShape" mc:Ignorable="w14 w15 w16se wp14">
   <w:endnote w:type="separator" w:id="-1">
     <w:p>
       <w:pPr>
@@ -2015,7 +2625,7 @@
 </file>
 
 <file path=word/footnotes.xml><?xml version="1.0" encoding="utf-8"?>
-<w:footnotes xmlns:wpc="http://schemas.microsoft.com/office/word/2010/wordprocessingCanvas" xmlns:cx="http://schemas.microsoft.com/office/drawing/2014/chartex" xmlns:cx1="http://schemas.microsoft.com/office/drawing/2015/9/8/chartex" xmlns:cx2="http://schemas.microsoft.com/office/drawing/2015/10/21/chartex" xmlns:cx3="http://schemas.microsoft.com/office/drawing/2016/5/9/chartex" xmlns:cx4="http://schemas.microsoft.com/office/drawing/2016/5/10/chartex" xmlns:cx5="http://schemas.microsoft.com/office/drawing/2016/5/11/chartex" xmlns:cx6="http://schemas.microsoft.com/office/drawing/2016/5/12/chartex" xmlns:cx7="http://schemas.microsoft.com/office/drawing/2016/5/13/chartex" xmlns:cx8="http://schemas.microsoft.com/office/drawing/2016/5/14/chartex" xmlns:mc="http://schemas.openxmlformats.org/markup-compatibility/2006" xmlns:aink="http://schemas.microsoft.com/office/drawing/2016/ink" xmlns:am3d="http://schemas.microsoft.com/office/drawing/2017/model3d" xmlns:o="urn:schemas-microsoft-com:office:office" xmlns:oel="http://schemas.microsoft.com/office/2019/extlst" xmlns:r="http://schemas.openxmlformats.org/officeDocument/2006/relationships" xmlns:m="http://schemas.openxmlformats.org/officeDocument/2006/math" xmlns:v="urn:schemas-microsoft-com:vml" xmlns:wp14="http://schemas.microsoft.com/office/word/2010/wordprocessingDrawing" xmlns:wp="http://schemas.openxmlformats.org/drawingml/2006/wordprocessingDrawing" xmlns:w10="urn:schemas-microsoft-com:office:word" xmlns:w="http://schemas.openxmlformats.org/wordprocessingml/2006/main" xmlns:w14="http://schemas.microsoft.com/office/word/2010/wordml" xmlns:w15="http://schemas.microsoft.com/office/word/2012/wordml" xmlns:w16cex="http://schemas.microsoft.com/office/word/2018/wordml/cex" xmlns:w16cid="http://schemas.microsoft.com/office/word/2016/wordml/cid" xmlns:w16="http://schemas.microsoft.com/office/word/2018/wordml" xmlns:w16du="http://schemas.microsoft.com/office/word/2023/wordml/word16du" xmlns:w16sdtdh="http://schemas.microsoft.com/office/word/2020/wordml/sdtdatahash" xmlns:w16sdtfl="http://schemas.microsoft.com/office/word/2024/wordml/sdtformatlock" xmlns:w16se="http://schemas.microsoft.com/office/word/2015/wordml/symex" xmlns:wpg="http://schemas.microsoft.com/office/word/2010/wordprocessingGroup" xmlns:wpi="http://schemas.microsoft.com/office/word/2010/wordprocessingInk" xmlns:wne="http://schemas.microsoft.com/office/word/2006/wordml" xmlns:wps="http://schemas.microsoft.com/office/word/2010/wordprocessingShape" mc:Ignorable="w14 w15 w16se w16cid w16 w16cex w16sdtdh w16sdtfl w16du wp14">
+<w:footnotes xmlns:wpc="http://schemas.microsoft.com/office/word/2010/wordprocessingCanvas" xmlns:cx="http://schemas.microsoft.com/office/drawing/2014/chartex" xmlns:mc="http://schemas.openxmlformats.org/markup-compatibility/2006" xmlns:o="urn:schemas-microsoft-com:office:office" xmlns:r="http://schemas.openxmlformats.org/officeDocument/2006/relationships" xmlns:m="http://schemas.openxmlformats.org/officeDocument/2006/math" xmlns:v="urn:schemas-microsoft-com:vml" xmlns:wp14="http://schemas.microsoft.com/office/word/2010/wordprocessingDrawing" xmlns:wp="http://schemas.openxmlformats.org/drawingml/2006/wordprocessingDrawing" xmlns:w10="urn:schemas-microsoft-com:office:word" xmlns:w="http://schemas.openxmlformats.org/wordprocessingml/2006/main" xmlns:w14="http://schemas.microsoft.com/office/word/2010/wordml" xmlns:w15="http://schemas.microsoft.com/office/word/2012/wordml" xmlns:w16se="http://schemas.microsoft.com/office/word/2015/wordml/symex" xmlns:wpg="http://schemas.microsoft.com/office/word/2010/wordprocessingGroup" xmlns:wpi="http://schemas.microsoft.com/office/word/2010/wordprocessingInk" xmlns:wne="http://schemas.microsoft.com/office/word/2006/wordml" xmlns:wps="http://schemas.microsoft.com/office/word/2010/wordprocessingShape" mc:Ignorable="w14 w15 w16se wp14">
   <w:footnote w:type="separator" w:id="-1">
     <w:p>
       <w:pPr>
@@ -2040,7 +2650,7 @@
 </file>
 
 <file path=word/header1.xml><?xml version="1.0" encoding="utf-8"?>
-<w:hdr xmlns:wpc="http://schemas.microsoft.com/office/word/2010/wordprocessingCanvas" xmlns:cx="http://schemas.microsoft.com/office/drawing/2014/chartex" xmlns:cx1="http://schemas.microsoft.com/office/drawing/2015/9/8/chartex" xmlns:cx2="http://schemas.microsoft.com/office/drawing/2015/10/21/chartex" xmlns:cx3="http://schemas.microsoft.com/office/drawing/2016/5/9/chartex" xmlns:cx4="http://schemas.microsoft.com/office/drawing/2016/5/10/chartex" xmlns:cx5="http://schemas.microsoft.com/office/drawing/2016/5/11/chartex" xmlns:cx6="http://schemas.microsoft.com/office/drawing/2016/5/12/chartex" xmlns:cx7="http://schemas.microsoft.com/office/drawing/2016/5/13/chartex" xmlns:cx8="http://schemas.microsoft.com/office/drawing/2016/5/14/chartex" xmlns:mc="http://schemas.openxmlformats.org/markup-compatibility/2006" xmlns:aink="http://schemas.microsoft.com/office/drawing/2016/ink" xmlns:am3d="http://schemas.microsoft.com/office/drawing/2017/model3d" xmlns:o="urn:schemas-microsoft-com:office:office" xmlns:oel="http://schemas.microsoft.com/office/2019/extlst" xmlns:r="http://schemas.openxmlformats.org/officeDocument/2006/relationships" xmlns:m="http://schemas.openxmlformats.org/officeDocument/2006/math" xmlns:v="urn:schemas-microsoft-com:vml" xmlns:wp14="http://schemas.microsoft.com/office/word/2010/wordprocessingDrawing" xmlns:wp="http://schemas.openxmlformats.org/drawingml/2006/wordprocessingDrawing" xmlns:w10="urn:schemas-microsoft-com:office:word" xmlns:w="http://schemas.openxmlformats.org/wordprocessingml/2006/main" xmlns:w14="http://schemas.microsoft.com/office/word/2010/wordml" xmlns:w15="http://schemas.microsoft.com/office/word/2012/wordml" xmlns:w16cex="http://schemas.microsoft.com/office/word/2018/wordml/cex" xmlns:w16cid="http://schemas.microsoft.com/office/word/2016/wordml/cid" xmlns:w16="http://schemas.microsoft.com/office/word/2018/wordml" xmlns:w16du="http://schemas.microsoft.com/office/word/2023/wordml/word16du" xmlns:w16sdtdh="http://schemas.microsoft.com/office/word/2020/wordml/sdtdatahash" xmlns:w16sdtfl="http://schemas.microsoft.com/office/word/2024/wordml/sdtformatlock" xmlns:w16se="http://schemas.microsoft.com/office/word/2015/wordml/symex" xmlns:wpg="http://schemas.microsoft.com/office/word/2010/wordprocessingGroup" xmlns:wpi="http://schemas.microsoft.com/office/word/2010/wordprocessingInk" xmlns:wne="http://schemas.microsoft.com/office/word/2006/wordml" xmlns:wps="http://schemas.microsoft.com/office/word/2010/wordprocessingShape" mc:Ignorable="w14 w15 w16se w16cid w16 w16cex w16sdtdh w16sdtfl w16du wp14">
+<w:hdr xmlns:wpc="http://schemas.microsoft.com/office/word/2010/wordprocessingCanvas" xmlns:cx="http://schemas.microsoft.com/office/drawing/2014/chartex" xmlns:mc="http://schemas.openxmlformats.org/markup-compatibility/2006" xmlns:o="urn:schemas-microsoft-com:office:office" xmlns:r="http://schemas.openxmlformats.org/officeDocument/2006/relationships" xmlns:m="http://schemas.openxmlformats.org/officeDocument/2006/math" xmlns:v="urn:schemas-microsoft-com:vml" xmlns:wp14="http://schemas.microsoft.com/office/word/2010/wordprocessingDrawing" xmlns:wp="http://schemas.openxmlformats.org/drawingml/2006/wordprocessingDrawing" xmlns:w10="urn:schemas-microsoft-com:office:word" xmlns:w="http://schemas.openxmlformats.org/wordprocessingml/2006/main" xmlns:w14="http://schemas.microsoft.com/office/word/2010/wordml" xmlns:w15="http://schemas.microsoft.com/office/word/2012/wordml" xmlns:w16se="http://schemas.microsoft.com/office/word/2015/wordml/symex" xmlns:wpg="http://schemas.microsoft.com/office/word/2010/wordprocessingGroup" xmlns:wpi="http://schemas.microsoft.com/office/word/2010/wordprocessingInk" xmlns:wne="http://schemas.microsoft.com/office/word/2006/wordml" xmlns:wps="http://schemas.microsoft.com/office/word/2010/wordprocessingShape" mc:Ignorable="w14 w15 w16se wp14">
   <w:tbl>
     <w:tblPr>
       <w:tblpPr w:leftFromText="180" w:rightFromText="180" w:vertAnchor="page" w:horzAnchor="margin" w:tblpX="-459" w:tblpY="750"/>
@@ -2311,7 +2921,7 @@
 </file>
 
 <file path=word/styles.xml><?xml version="1.0" encoding="utf-8"?>
-<w:styles xmlns:mc="http://schemas.openxmlformats.org/markup-compatibility/2006" xmlns:r="http://schemas.openxmlformats.org/officeDocument/2006/relationships" xmlns:w="http://schemas.openxmlformats.org/wordprocessingml/2006/main" xmlns:w14="http://schemas.microsoft.com/office/word/2010/wordml" xmlns:w15="http://schemas.microsoft.com/office/word/2012/wordml" xmlns:w16cex="http://schemas.microsoft.com/office/word/2018/wordml/cex" xmlns:w16cid="http://schemas.microsoft.com/office/word/2016/wordml/cid" xmlns:w16="http://schemas.microsoft.com/office/word/2018/wordml" xmlns:w16du="http://schemas.microsoft.com/office/word/2023/wordml/word16du" xmlns:w16sdtdh="http://schemas.microsoft.com/office/word/2020/wordml/sdtdatahash" xmlns:w16sdtfl="http://schemas.microsoft.com/office/word/2024/wordml/sdtformatlock" xmlns:w16se="http://schemas.microsoft.com/office/word/2015/wordml/symex" mc:Ignorable="w14 w15 w16se w16cid w16 w16cex w16sdtdh w16sdtfl w16du">
+<w:styles xmlns:mc="http://schemas.openxmlformats.org/markup-compatibility/2006" xmlns:r="http://schemas.openxmlformats.org/officeDocument/2006/relationships" xmlns:w="http://schemas.openxmlformats.org/wordprocessingml/2006/main" xmlns:w14="http://schemas.microsoft.com/office/word/2010/wordml" xmlns:w15="http://schemas.microsoft.com/office/word/2012/wordml" xmlns:w16se="http://schemas.microsoft.com/office/word/2015/wordml/symex" mc:Ignorable="w14 w15 w16se">
   <w:docDefaults>
     <w:rPrDefault>
       <w:rPr>
@@ -2327,7 +2937,7 @@
       </w:pPr>
     </w:pPrDefault>
   </w:docDefaults>
-  <w:latentStyles w:defLockedState="0" w:defUIPriority="99" w:defSemiHidden="0" w:defUnhideWhenUsed="0" w:defQFormat="0" w:count="376">
+  <w:latentStyles w:defLockedState="0" w:defUIPriority="99" w:defSemiHidden="0" w:defUnhideWhenUsed="0" w:defQFormat="0" w:count="371">
     <w:lsdException w:name="Normal" w:uiPriority="0" w:qFormat="1"/>
     <w:lsdException w:name="heading 1" w:uiPriority="9" w:qFormat="1"/>
     <w:lsdException w:name="heading 2" w:semiHidden="1" w:uiPriority="9" w:unhideWhenUsed="1" w:qFormat="1"/>
@@ -2699,11 +3309,6 @@
     <w:lsdException w:name="List Table 5 Dark Accent 6" w:uiPriority="50"/>
     <w:lsdException w:name="List Table 6 Colorful Accent 6" w:uiPriority="51"/>
     <w:lsdException w:name="List Table 7 Colorful Accent 6" w:uiPriority="52"/>
-    <w:lsdException w:name="Mention" w:semiHidden="1" w:unhideWhenUsed="1"/>
-    <w:lsdException w:name="Smart Hyperlink" w:semiHidden="1" w:unhideWhenUsed="1"/>
-    <w:lsdException w:name="Hashtag" w:semiHidden="1" w:unhideWhenUsed="1"/>
-    <w:lsdException w:name="Unresolved Mention" w:semiHidden="1" w:unhideWhenUsed="1"/>
-    <w:lsdException w:name="Smart Link" w:semiHidden="1" w:unhideWhenUsed="1"/>
   </w:latentStyles>
   <w:style w:type="paragraph" w:default="1" w:styleId="Normal">
     <w:name w:val="Normal"/>
